--- a/files/Meal Selection - The Bull.docx
+++ b/files/Meal Selection - The Bull.docx
@@ -469,15 +469,7 @@
               <w:spacing w:after="160" w:line="278" w:lineRule="auto"/>
             </w:pPr>
             <w:r>
-              <w:t xml:space="preserve">New Potatoes (£4.50), </w:t>
-            </w:r>
-            <w:proofErr w:type="spellStart"/>
-            <w:r>
-              <w:t>Tenderstem</w:t>
-            </w:r>
-            <w:proofErr w:type="spellEnd"/>
-            <w:r>
-              <w:t xml:space="preserve"> Broccoli &amp; Honeyed Carrots (£3.50)</w:t>
+              <w:t>New Potatoes (£4.50), Tenderstem Broccoli &amp; Honeyed Carrots (£3.50)</w:t>
             </w:r>
           </w:p>
         </w:tc>
@@ -576,13 +568,8 @@
             <w:pPr>
               <w:spacing w:after="160" w:line="278" w:lineRule="auto"/>
             </w:pPr>
-            <w:proofErr w:type="spellStart"/>
-            <w:r>
-              <w:t>Tenderstem</w:t>
-            </w:r>
-            <w:proofErr w:type="spellEnd"/>
-            <w:r>
-              <w:t xml:space="preserve"> Broccoli &amp; Honeyed Carrots (£3.50)</w:t>
+            <w:r>
+              <w:t>Tenderstem Broccoli &amp; Honeyed Carrots (£3.50)</w:t>
             </w:r>
           </w:p>
         </w:tc>
@@ -1377,15 +1364,7 @@
             </w:r>
             <w:r>
               <w:noBreakHyphen/>
-              <w:t xml:space="preserve">Roasted Pheasant &amp; Black Pudding Bon </w:t>
-            </w:r>
-            <w:proofErr w:type="spellStart"/>
-            <w:r>
-              <w:t>Bon</w:t>
-            </w:r>
-            <w:proofErr w:type="spellEnd"/>
-            <w:r>
-              <w:t xml:space="preserve"> – potato fondant, vegetables &amp; whisky sauce (£18.95)</w:t>
+              <w:t>Roasted Pheasant &amp; Black Pudding Bon Bon – potato fondant, vegetables &amp; whisky sauce (£18.95)</w:t>
             </w:r>
           </w:p>
         </w:tc>
@@ -1927,6 +1906,78 @@
             <w:pPr>
               <w:spacing w:after="160" w:line="278" w:lineRule="auto"/>
             </w:pPr>
+            <w:r>
+              <w:t>—</w:t>
+            </w:r>
+          </w:p>
+        </w:tc>
+      </w:tr>
+      <w:tr>
+        <w:tc>
+          <w:tcPr>
+            <w:tcW w:w="0" w:type="auto"/>
+          </w:tcPr>
+          <w:p>
+            <w:r>
+              <w:t>Carole Griffiths</w:t>
+            </w:r>
+          </w:p>
+        </w:tc>
+        <w:tc>
+          <w:tcPr>
+            <w:tcW w:w="0" w:type="auto"/>
+          </w:tcPr>
+          <w:p>
+            <w:r>
+              <w:t>None</w:t>
+            </w:r>
+          </w:p>
+        </w:tc>
+        <w:tc>
+          <w:tcPr>
+            <w:tcW w:w="0" w:type="auto"/>
+          </w:tcPr>
+          <w:p>
+            <w:r>
+              <w:t>No starter</w:t>
+            </w:r>
+          </w:p>
+        </w:tc>
+        <w:tc>
+          <w:tcPr>
+            <w:tcW w:w="0" w:type="auto"/>
+          </w:tcPr>
+          <w:p>
+            <w:r>
+              <w:t>Cumberland Sausage &amp; Mash – vegetables &amp; gravy (£17.95)</w:t>
+            </w:r>
+          </w:p>
+        </w:tc>
+        <w:tc>
+          <w:tcPr>
+            <w:tcW w:w="0" w:type="auto"/>
+          </w:tcPr>
+          <w:p>
+            <w:r>
+              <w:t>—</w:t>
+            </w:r>
+          </w:p>
+        </w:tc>
+        <w:tc>
+          <w:tcPr>
+            <w:tcW w:w="0" w:type="auto"/>
+          </w:tcPr>
+          <w:p>
+            <w:r>
+              <w:t>Rhubarb &amp; Stem Ginger Crumble with vanilla ice cream (£7.95)</w:t>
+            </w:r>
+          </w:p>
+        </w:tc>
+        <w:tc>
+          <w:tcPr>
+            <w:tcW w:w="0" w:type="auto"/>
+          </w:tcPr>
+          <w:p>
             <w:r>
               <w:t>—</w:t>
             </w:r>
@@ -1945,7 +1996,7 @@
     <w:p>
       <w:r>
         <w:pict w14:anchorId="5C3B288F">
-          <v:rect id="_x0000_i1027" style="width:0;height:1.5pt" o:hralign="center" o:hrstd="t" o:hr="t" fillcolor="#a0a0a0" stroked="f"/>
+          <v:rect id="_x0000_i1026" style="width:0;height:1.5pt" o:hralign="center" o:hrstd="t" o:hr="t" fillcolor="#a0a0a0" stroked="f"/>
         </w:pict>
       </w:r>
     </w:p>
@@ -2184,15 +2235,7 @@
         </w:numPr>
       </w:pPr>
       <w:r>
-        <w:t xml:space="preserve">Pheasant &amp; Black Pudding Bon </w:t>
-      </w:r>
-      <w:proofErr w:type="spellStart"/>
-      <w:r>
-        <w:t>Bon</w:t>
-      </w:r>
-      <w:proofErr w:type="spellEnd"/>
-      <w:r>
-        <w:t xml:space="preserve"> – 1</w:t>
+        <w:t>Pheasant &amp; Black Pudding Bon Bon – 1</w:t>
       </w:r>
     </w:p>
     <w:p>
@@ -2203,7 +2246,10 @@
         </w:numPr>
       </w:pPr>
       <w:r>
-        <w:t>Cumberland Sausage &amp; Mash – 1</w:t>
+        <w:t xml:space="preserve">Cumberland Sausage &amp; Mash – </w:t>
+      </w:r>
+      <w:r>
+        <w:t>2</w:t>
       </w:r>
     </w:p>
     <w:p>
@@ -2250,13 +2296,8 @@
           <w:numId w:val="24"/>
         </w:numPr>
       </w:pPr>
-      <w:proofErr w:type="spellStart"/>
       <w:r>
-        <w:t>Tenderstem</w:t>
-      </w:r>
-      <w:proofErr w:type="spellEnd"/>
-      <w:r>
-        <w:t xml:space="preserve"> Broccoli &amp; Honeyed Carrots – 2</w:t>
+        <w:t>Tenderstem Broccoli &amp; Honeyed Carrots – 2</w:t>
       </w:r>
     </w:p>
     <w:p>
@@ -2349,7 +2390,10 @@
         </w:numPr>
       </w:pPr>
       <w:r>
-        <w:t>Rhubarb &amp; Stem Ginger Crumble – 5</w:t>
+        <w:t xml:space="preserve">Rhubarb &amp; Stem Ginger Crumble – </w:t>
+      </w:r>
+      <w:r>
+        <w:t>6</w:t>
       </w:r>
     </w:p>
     <w:p>
@@ -2391,7 +2435,7 @@
     <w:p>
       <w:r>
         <w:pict w14:anchorId="0D742125">
-          <v:rect id="_x0000_i1029" style="width:0;height:1.5pt" o:hralign="center" o:hrstd="t" o:hr="t" fillcolor="#a0a0a0" stroked="f"/>
+          <v:rect id="_x0000_i1027" style="width:0;height:1.5pt" o:hralign="center" o:hrstd="t" o:hr="t" fillcolor="#a0a0a0" stroked="f"/>
         </w:pict>
       </w:r>
     </w:p>

--- a/files/Meal Selection - The Bull.docx
+++ b/files/Meal Selection - The Bull.docx
@@ -15,7 +15,54 @@
           <w:b/>
           <w:bCs/>
         </w:rPr>
-        <w:t>Hotel 4 – The Bull</w:t>
+        <w:t>The Bull</w:t>
+      </w:r>
+    </w:p>
+    <w:p>
+      <w:pPr>
+        <w:pStyle w:val="Heading2"/>
+        <w:rPr>
+          <w:b/>
+          <w:bCs/>
+        </w:rPr>
+      </w:pPr>
+      <w:r>
+        <w:rPr>
+          <w:b/>
+          <w:bCs/>
+        </w:rPr>
+        <w:t xml:space="preserve">Date: </w:t>
+      </w:r>
+      <w:r>
+        <w:t>6</w:t>
+      </w:r>
+      <w:r>
+        <w:rPr>
+          <w:vertAlign w:val="superscript"/>
+        </w:rPr>
+        <w:t>th</w:t>
+      </w:r>
+      <w:r>
+        <w:t xml:space="preserve"> June 2026</w:t>
+      </w:r>
+    </w:p>
+    <w:p>
+      <w:pPr>
+        <w:pStyle w:val="Heading2"/>
+        <w:rPr>
+          <w:b/>
+          <w:bCs/>
+        </w:rPr>
+      </w:pPr>
+      <w:r>
+        <w:rPr>
+          <w:b/>
+          <w:bCs/>
+        </w:rPr>
+        <w:t xml:space="preserve">Party: </w:t>
+      </w:r>
+      <w:r>
+        <w:t>Heather Marriott (19 Guests)</w:t>
       </w:r>
     </w:p>
     <w:p>
@@ -469,7 +516,15 @@
               <w:spacing w:after="160" w:line="278" w:lineRule="auto"/>
             </w:pPr>
             <w:r>
-              <w:t>New Potatoes (£4.50), Tenderstem Broccoli &amp; Honeyed Carrots (£3.50)</w:t>
+              <w:t xml:space="preserve">New Potatoes (£4.50), </w:t>
+            </w:r>
+            <w:proofErr w:type="spellStart"/>
+            <w:r>
+              <w:t>Tenderstem</w:t>
+            </w:r>
+            <w:proofErr w:type="spellEnd"/>
+            <w:r>
+              <w:t xml:space="preserve"> Broccoli &amp; Honeyed Carrots (£3.50)</w:t>
             </w:r>
           </w:p>
         </w:tc>
@@ -568,8 +623,13 @@
             <w:pPr>
               <w:spacing w:after="160" w:line="278" w:lineRule="auto"/>
             </w:pPr>
-            <w:r>
-              <w:t>Tenderstem Broccoli &amp; Honeyed Carrots (£3.50)</w:t>
+            <w:proofErr w:type="spellStart"/>
+            <w:r>
+              <w:t>Tenderstem</w:t>
+            </w:r>
+            <w:proofErr w:type="spellEnd"/>
+            <w:r>
+              <w:t xml:space="preserve"> Broccoli &amp; Honeyed Carrots (£3.50)</w:t>
             </w:r>
           </w:p>
         </w:tc>
@@ -1364,7 +1424,15 @@
             </w:r>
             <w:r>
               <w:noBreakHyphen/>
-              <w:t>Roasted Pheasant &amp; Black Pudding Bon Bon – potato fondant, vegetables &amp; whisky sauce (£18.95)</w:t>
+              <w:t xml:space="preserve">Roasted Pheasant &amp; Black Pudding Bon </w:t>
+            </w:r>
+            <w:proofErr w:type="spellStart"/>
+            <w:r>
+              <w:t>Bon</w:t>
+            </w:r>
+            <w:proofErr w:type="spellEnd"/>
+            <w:r>
+              <w:t xml:space="preserve"> – potato fondant, vegetables &amp; whisky sauce (£18.95)</w:t>
             </w:r>
           </w:p>
         </w:tc>
@@ -1970,6 +2038,93 @@
           <w:p>
             <w:r>
               <w:t>Rhubarb &amp; Stem Ginger Crumble with vanilla ice cream (£7.95)</w:t>
+            </w:r>
+          </w:p>
+        </w:tc>
+        <w:tc>
+          <w:tcPr>
+            <w:tcW w:w="0" w:type="auto"/>
+          </w:tcPr>
+          <w:p>
+            <w:r>
+              <w:t>—</w:t>
+            </w:r>
+          </w:p>
+        </w:tc>
+      </w:tr>
+      <w:tr>
+        <w:tc>
+          <w:tcPr>
+            <w:tcW w:w="0" w:type="auto"/>
+          </w:tcPr>
+          <w:p>
+            <w:r>
+              <w:t>David Griffiths</w:t>
+            </w:r>
+          </w:p>
+        </w:tc>
+        <w:tc>
+          <w:tcPr>
+            <w:tcW w:w="0" w:type="auto"/>
+          </w:tcPr>
+          <w:p>
+            <w:r>
+              <w:t>None</w:t>
+            </w:r>
+          </w:p>
+        </w:tc>
+        <w:tc>
+          <w:tcPr>
+            <w:tcW w:w="0" w:type="auto"/>
+          </w:tcPr>
+          <w:p>
+            <w:r>
+              <w:t>Spicy Meatballs – roast tomato sauce, Parmesan &amp; rocket (£8.95)</w:t>
+            </w:r>
+          </w:p>
+        </w:tc>
+        <w:tc>
+          <w:tcPr>
+            <w:tcW w:w="0" w:type="auto"/>
+          </w:tcPr>
+          <w:p>
+            <w:r>
+              <w:t xml:space="preserve">Classic Cheese &amp; Bacon Burger - With burger sauce, salad, coleslaw and fries </w:t>
+            </w:r>
+            <w:r>
+              <w:t>–</w:t>
+            </w:r>
+            <w:r>
+              <w:t xml:space="preserve"> </w:t>
+            </w:r>
+            <w:r>
+              <w:t>(</w:t>
+            </w:r>
+            <w:r>
+              <w:t>£17.95</w:t>
+            </w:r>
+            <w:r>
+              <w:t>)</w:t>
+            </w:r>
+          </w:p>
+        </w:tc>
+        <w:tc>
+          <w:tcPr>
+            <w:tcW w:w="0" w:type="auto"/>
+          </w:tcPr>
+          <w:p>
+            <w:r>
+              <w:t>—</w:t>
+            </w:r>
+          </w:p>
+        </w:tc>
+        <w:tc>
+          <w:tcPr>
+            <w:tcW w:w="0" w:type="auto"/>
+          </w:tcPr>
+          <w:p>
+            <w:r>
+              <w:t>No dessert</w:t>
             </w:r>
           </w:p>
         </w:tc>
@@ -2066,7 +2221,10 @@
         </w:numPr>
       </w:pPr>
       <w:r>
-        <w:t>Soup of the Day – 2</w:t>
+        <w:t xml:space="preserve">Soup of the Day – </w:t>
+      </w:r>
+      <w:r>
+        <w:t>1</w:t>
       </w:r>
     </w:p>
     <w:p>
@@ -2077,7 +2235,10 @@
         </w:numPr>
       </w:pPr>
       <w:r>
-        <w:t>Pheasant &amp; Mushroom Pâté – 1</w:t>
+        <w:t xml:space="preserve">Pheasant &amp; Mushroom Pâté – </w:t>
+      </w:r>
+      <w:r>
+        <w:t>2</w:t>
       </w:r>
     </w:p>
     <w:p>
@@ -2099,7 +2260,10 @@
         </w:numPr>
       </w:pPr>
       <w:r>
-        <w:t>Spicy Meatballs – 1</w:t>
+        <w:t xml:space="preserve">Spicy Meatballs – </w:t>
+      </w:r>
+      <w:r>
+        <w:t>2</w:t>
       </w:r>
     </w:p>
     <w:p>
@@ -2235,7 +2399,29 @@
         </w:numPr>
       </w:pPr>
       <w:r>
-        <w:t>Pheasant &amp; Black Pudding Bon Bon – 1</w:t>
+        <w:t>Classic Cheese &amp; Bacon Burger</w:t>
+      </w:r>
+      <w:r>
+        <w:t xml:space="preserve"> - 1</w:t>
+      </w:r>
+    </w:p>
+    <w:p>
+      <w:pPr>
+        <w:numPr>
+          <w:ilvl w:val="0"/>
+          <w:numId w:val="23"/>
+        </w:numPr>
+      </w:pPr>
+      <w:r>
+        <w:t xml:space="preserve">Pheasant &amp; Black Pudding Bon </w:t>
+      </w:r>
+      <w:proofErr w:type="spellStart"/>
+      <w:r>
+        <w:t>Bon</w:t>
+      </w:r>
+      <w:proofErr w:type="spellEnd"/>
+      <w:r>
+        <w:t xml:space="preserve"> – 1</w:t>
       </w:r>
     </w:p>
     <w:p>
@@ -2296,8 +2482,13 @@
           <w:numId w:val="24"/>
         </w:numPr>
       </w:pPr>
+      <w:proofErr w:type="spellStart"/>
       <w:r>
-        <w:t>Tenderstem Broccoli &amp; Honeyed Carrots – 2</w:t>
+        <w:t>Tenderstem</w:t>
+      </w:r>
+      <w:proofErr w:type="spellEnd"/>
+      <w:r>
+        <w:t xml:space="preserve"> Broccoli &amp; Honeyed Carrots – 2</w:t>
       </w:r>
     </w:p>
     <w:p>
@@ -2356,6 +2547,7 @@
           <w:b/>
           <w:bCs/>
         </w:rPr>
+        <w:lastRenderedPageBreak/>
         <w:t>Desserts</w:t>
       </w:r>
     </w:p>
@@ -2367,7 +2559,6 @@
         </w:numPr>
       </w:pPr>
       <w:r>
-        <w:lastRenderedPageBreak/>
         <w:t>Tiramisu – 3</w:t>
       </w:r>
     </w:p>
@@ -2393,7 +2584,7 @@
         <w:t xml:space="preserve">Rhubarb &amp; Stem Ginger Crumble – </w:t>
       </w:r>
       <w:r>
-        <w:t>6</w:t>
+        <w:t>8</w:t>
       </w:r>
     </w:p>
     <w:p>
